--- a/docs/legal/2026-09-08/deliverables/07_Формы_обращений_и_ответов.docx
+++ b/docs/legal/2026-09-08/deliverables/07_Формы_обращений_и_ответов.docx
@@ -738,7 +738,7 @@
     </w:p>
     <w:p>
       <w:r>
-        <w:t xml:space="preserve">Оператор: Захаров Матвей Владимирович, адрес 187420, Россия, г. Сясьстрой, ул. Космонавтов, д. 8, кв. 15. Лица, которым была поручена обработка уничтоженных данных, независимо от участия в уничтожении: </w:t>
+        <w:t xml:space="preserve">Оператор: индивидуальный предприниматель Захаров Матвей Владимирович, ОГРНИП 326470400131678, адрес 187420, Россия, г. Сясьстрой, ул. Космонавтов, д. 8, кв. 15. Лица, которым была поручена обработка уничтоженных данных, независимо от участия в уничтожении: </w:t>
       </w:r>
       <w:r>
         <w:rPr>
